--- a/04-other-documents/statement-of-mobility-draft.docx
+++ b/04-other-documents/statement-of-mobility-draft.docx
@@ -325,7 +325,7 @@
           <w:bCs/>
           <w:b/>
         </w:rPr>
-        <w:t xml:space="preserve">The choice of host, stated plainly.</w:t>
+        <w:t xml:space="preserve">The choice of host.</w:t>
       </w:r>
       <w:r>
         <w:t xml:space="preserve"> </w:t>

--- a/04-other-documents/statement-of-mobility-draft.docx
+++ b/04-other-documents/statement-of-mobility-draft.docx
@@ -355,7 +355,7 @@
         <w:t xml:space="preserve"> </w:t>
       </w:r>
       <w:r>
-        <w:t xml:space="preserve">the cantonal linkage under BASEC 2026-00324 and the evidence-extraction platform all live in</w:t>
+        <w:t xml:space="preserve">the cantonal linkage under BASEC 2026-00324 and the evidence-extraction prototype all live in</w:t>
       </w:r>
       <w:r>
         <w:t xml:space="preserve"> </w:t>
@@ -736,7 +736,7 @@
         <w:t xml:space="preserve"> </w:t>
       </w:r>
       <w:r>
-        <w:t xml:space="preserve">group I have belonged to. I have since obtained innovation-sector funding for my own instrument</w:t>
+        <w:t xml:space="preserve">group I have belonged to. I have since obtained innovation-sector funding for my own prototype</w:t>
       </w:r>
       <w:r>
         <w:t xml:space="preserve"> </w:t>

--- a/04-other-documents/statement-of-mobility-draft.docx
+++ b/04-other-documents/statement-of-mobility-draft.docx
@@ -2,13 +2,13 @@
 <file path=word/document.xml><?xml version="1.0" encoding="utf-8"?>
 <w:document xmlns:w="http://schemas.openxmlformats.org/wordprocessingml/2006/main" xmlns:m="http://schemas.openxmlformats.org/officeDocument/2006/math" xmlns:r="http://schemas.openxmlformats.org/officeDocument/2006/relationships" xmlns:o="urn:schemas-microsoft-com:office:office" xmlns:v="urn:schemas-microsoft-com:vml" xmlns:w10="urn:schemas-microsoft-com:office:word" xmlns:a="http://schemas.openxmlformats.org/drawingml/2006/main" xmlns:pic="http://schemas.openxmlformats.org/drawingml/2006/picture" xmlns:wp="http://schemas.openxmlformats.org/drawingml/2006/wordprocessingDrawing">
   <w:body>
-    <w:bookmarkStart w:id="28" w:name="X9e412844a451ea44c4ed4baa6cffab9f36f7c63"/>
+    <w:bookmarkStart w:id="27" w:name="Xed41d44d8f97a4723c2c7c4e954e07b80f4b0f5"/>
     <w:p>
       <w:pPr>
         <w:pStyle w:val="Heading1"/>
       </w:pPr>
       <w:r>
-        <w:t xml:space="preserve">Statement of mobility: draft v2 (30 September 2026)</w:t>
+        <w:t xml:space="preserve">Statement of mobility: draft v3 (20 October 2026)</w:t>
       </w:r>
     </w:p>
     <w:p>
@@ -16,105 +16,25 @@
         <w:pStyle w:val="FirstParagraph"/>
       </w:pPr>
       <w:r>
-        <w:rPr>
-          <w:bCs/>
-          <w:b/>
-        </w:rPr>
-        <w:t xml:space="preserve">The deliverable is the SNSF form</w:t>
-      </w:r>
-      <w:r>
-        <w:t xml:space="preserve"> </w:t>
-      </w:r>
-      <w:r>
-        <w:t xml:space="preserve">(five dimensions, downloaded from mySNF, filled in Adobe</w:t>
-      </w:r>
-      <w:r>
-        <w:t xml:space="preserve"> </w:t>
-      </w:r>
-      <w:r>
-        <w:t xml:space="preserve">Acrobat only). This draft is written</w:t>
-      </w:r>
-      <w:r>
-        <w:t xml:space="preserve"> </w:t>
-      </w:r>
-      <w:r>
-        <w:rPr>
-          <w:bCs/>
-          <w:b/>
-        </w:rPr>
-        <w:t xml:space="preserve">dimension by dimension in the form's own order</w:t>
-      </w:r>
-      <w:r>
-        <w:t xml:space="preserve"> </w:t>
-      </w:r>
-      <w:r>
-        <w:t xml:space="preserve">so each</w:t>
-      </w:r>
-      <w:r>
-        <w:t xml:space="preserve"> </w:t>
-      </w:r>
-      <w:r>
-        <w:t xml:space="preserve">block can be pasted into its field. Address prospective as well as retrospective mobility in each</w:t>
-      </w:r>
-      <w:r>
-        <w:t xml:space="preserve"> </w:t>
-      </w:r>
-      <w:r>
-        <w:t xml:space="preserve">dimension - Regulations Art. 9 §3 makes the prospective plan</w:t>
-      </w:r>
-      <w:r>
-        <w:t xml:space="preserve"> </w:t>
-      </w:r>
-      <w:r>
-        <w:rPr>
-          <w:bCs/>
-          <w:b/>
-        </w:rPr>
-        <w:t xml:space="preserve">mandatory</w:t>
-      </w:r>
-      <w:r>
-        <w:t xml:space="preserve"> </w:t>
-      </w:r>
-      <w:r>
-        <w:t xml:space="preserve">for an applicant</w:t>
-      </w:r>
-      <w:r>
-        <w:t xml:space="preserve"> </w:t>
-      </w:r>
-      <w:r>
-        <w:t xml:space="preserve">without a 12-month post-doctoral stay elsewhere, and Art. 9 §4(c) is the route taken: short</w:t>
-      </w:r>
-      <w:r>
-        <w:t xml:space="preserve"> </w:t>
-      </w:r>
-      <w:r>
-        <w:t xml:space="preserve">visits and international collaborations, no relocation.</w:t>
-      </w:r>
-    </w:p>
-    <w:p>
-      <w:pPr>
-        <w:pStyle w:val="BodyText"/>
-      </w:pPr>
-      <w:r>
-        <w:t xml:space="preserve">Settled and reflected here: eligibility confirmed (RGO); no research stay proposed; host = ISG</w:t>
-      </w:r>
-      <w:r>
-        <w:t xml:space="preserve"> </w:t>
-      </w:r>
-      <w:r>
-        <w:t xml:space="preserve">with an independent programme; the four institution-choice triggers argued under dimension 1;</w:t>
-      </w:r>
-      <w:r>
-        <w:t xml:space="preserve"> </w:t>
-      </w:r>
-      <w:r>
-        <w:t xml:space="preserve">intellectual mobility written as the SNSF defines it (communication beyond academia, not</w:t>
-      </w:r>
-      <w:r>
-        <w:t xml:space="preserve"> </w:t>
-      </w:r>
-      <w:r>
-        <w:t xml:space="preserve">intellectual range).</w:t>
+        <w:t xml:space="preserve">The deliverable is the SNSF form downloaded from mySNF (five dimensions, filled in Adobe Acrobat</w:t>
+      </w:r>
+      <w:r>
+        <w:t xml:space="preserve"> </w:t>
+      </w:r>
+      <w:r>
+        <w:t xml:space="preserve">only). The five blocks below follow the form’s order so each can be pasted into its field. Each</w:t>
+      </w:r>
+      <w:r>
+        <w:t xml:space="preserve"> </w:t>
+      </w:r>
+      <w:r>
+        <w:t xml:space="preserve">block covers past and planned mobility. Lengths are about 900 characters each, to be trimmed to</w:t>
+      </w:r>
+      <w:r>
+        <w:t xml:space="preserve"> </w:t>
+      </w:r>
+      <w:r>
+        <w:t xml:space="preserve">the field limits once the form is in hand. Facts confirmed by the applicant on 20 Oct 2026, see</w:t>
       </w:r>
       <w:r>
         <w:t xml:space="preserve"> </w:t>
@@ -123,34 +43,10 @@
         <w:rPr>
           <w:rStyle w:val="VerbatimChar"/>
         </w:rPr>
-        <w:t xml:space="preserve">[[…]]</w:t>
-      </w:r>
-      <w:r>
-        <w:t xml:space="preserve"> </w:t>
-      </w:r>
-      <w:r>
-        <w:t xml:space="preserve">marks the applicant's remaining inputs. Run</w:t>
-      </w:r>
-      <w:r>
-        <w:t xml:space="preserve"> </w:t>
-      </w:r>
-      <w:r>
-        <w:rPr>
-          <w:rStyle w:val="VerbatimChar"/>
-        </w:rPr>
-        <w:t xml:space="preserve">sh 04-other-documents/charcount-mobility.sh</w:t>
-      </w:r>
-      <w:r>
-        <w:t xml:space="preserve"> </w:t>
-      </w:r>
-      <w:r>
-        <w:t xml:space="preserve">after edits; check the final length against the</w:t>
-      </w:r>
-      <w:r>
-        <w:t xml:space="preserve"> </w:t>
-      </w:r>
-      <w:r>
-        <w:t xml:space="preserve">form's field limits, which the form itself imposes.</w:t>
+        <w:t xml:space="preserve">05-review/applicant-facts.md</w:t>
+      </w:r>
+      <w:r>
+        <w:t xml:space="preserve">.</w:t>
       </w:r>
     </w:p>
     <w:p>
@@ -160,7 +56,7 @@
         </w:pict>
       </w:r>
     </w:p>
-    <w:bookmarkStart w:id="26" w:name="statement-of-mobility"/>
+    <w:bookmarkStart w:id="25" w:name="statement-of-mobility"/>
     <w:p>
       <w:pPr>
         <w:pStyle w:val="Heading2"/>
@@ -174,32 +70,22 @@
         <w:pStyle w:val="FirstParagraph"/>
       </w:pPr>
       <w:r>
-        <w:rPr>
-          <w:bCs/>
-          <w:b/>
-        </w:rPr>
-        <w:t xml:space="preserve">Erol Orel</w:t>
-      </w:r>
-      <w:r>
-        <w:t xml:space="preserve"> </w:t>
-      </w:r>
-      <w:r>
-        <w:t xml:space="preserve">· Ambizione 2026 · Host: Institute of Global Health, Faculty of Medicine,</w:t>
-      </w:r>
-      <w:r>
-        <w:t xml:space="preserve"> </w:t>
-      </w:r>
-      <w:r>
-        <w:t xml:space="preserve">University of Geneva</w:t>
-      </w:r>
-    </w:p>
-    <w:bookmarkStart w:id="20" w:name="Xbd019a6ddd6a449614d0cda3beb829998fdbc20"/>
+        <w:t xml:space="preserve">Erol Orel, Ambizione 2026. Host: Institute of Global Health, Faculty of Medicine, University of</w:t>
+      </w:r>
+      <w:r>
+        <w:t xml:space="preserve"> </w:t>
+      </w:r>
+      <w:r>
+        <w:t xml:space="preserve">Geneva.</w:t>
+      </w:r>
+    </w:p>
+    <w:bookmarkStart w:id="20" w:name="institutional-academic-mobility"/>
     <w:p>
       <w:pPr>
         <w:pStyle w:val="Heading3"/>
       </w:pPr>
       <w:r>
-        <w:t xml:space="preserve">Opening remark (use in the form's general/first field, or dimension 1)</w:t>
+        <w:t xml:space="preserve">1. Institutional academic mobility</w:t>
       </w:r>
     </w:p>
     <w:p>
@@ -207,47 +93,109 @@
         <w:pStyle w:val="FirstParagraph"/>
       </w:pPr>
       <w:r>
-        <w:t xml:space="preserve">My degrees and my current position are at the University of Geneva, and the proposed host is the</w:t>
-      </w:r>
-      <w:r>
-        <w:t xml:space="preserve"> </w:t>
-      </w:r>
-      <w:r>
-        <w:t xml:space="preserve">institute where I work. I state this at the outset rather than leave it to be inferred, and I</w:t>
-      </w:r>
-      <w:r>
-        <w:t xml:space="preserve"> </w:t>
-      </w:r>
-      <w:r>
-        <w:t xml:space="preserve">address the choice directly below. My mobility case rests on a sectoral discontinuity most</w:t>
-      </w:r>
-      <w:r>
-        <w:t xml:space="preserve"> </w:t>
-      </w:r>
-      <w:r>
-        <w:t xml:space="preserve">careers do not contain, on international scientific networks built without relocation, and on a</w:t>
-      </w:r>
-      <w:r>
-        <w:t xml:space="preserve"> </w:t>
-      </w:r>
-      <w:r>
-        <w:t xml:space="preserve">concrete organisational change of position - not on a change of address, and not on invented</w:t>
-      </w:r>
-      <w:r>
-        <w:t xml:space="preserve"> </w:t>
-      </w:r>
-      <w:r>
-        <w:t xml:space="preserve">travel.</w:t>
+        <w:t xml:space="preserve">I studied economics and econometrics at the University of Geneva, worked for eleven years in</w:t>
+      </w:r>
+      <w:r>
+        <w:t xml:space="preserve"> </w:t>
+      </w:r>
+      <w:r>
+        <w:t xml:space="preserve">finance, and came back to the University in 2019 for a doctorate in biomedical sciences at the</w:t>
+      </w:r>
+      <w:r>
+        <w:t xml:space="preserve"> </w:t>
+      </w:r>
+      <w:r>
+        <w:t xml:space="preserve">Institute of Global Health, which I completed in December 2023. I have stayed at the Institute</w:t>
+      </w:r>
+      <w:r>
+        <w:t xml:space="preserve"> </w:t>
+      </w:r>
+      <w:r>
+        <w:t xml:space="preserve">since then as a senior research associate. My doctoral advisor, Prof. Olivia Keiser, is the</w:t>
+      </w:r>
+      <w:r>
+        <w:t xml:space="preserve"> </w:t>
+      </w:r>
+      <w:r>
+        <w:t xml:space="preserve">contact person for this application, so the host is the institution where I obtained my doctorate</w:t>
+      </w:r>
+      <w:r>
+        <w:t xml:space="preserve"> </w:t>
+      </w:r>
+      <w:r>
+        <w:t xml:space="preserve">and where I have worked for more than a year.</w:t>
+      </w:r>
+    </w:p>
+    <w:p>
+      <w:pPr>
+        <w:pStyle w:val="BodyText"/>
+      </w:pPr>
+      <w:r>
+        <w:t xml:space="preserve">I chose it because the project is built on Geneva. The outcome data come from the emergency call</w:t>
+      </w:r>
+      <w:r>
+        <w:t xml:space="preserve"> </w:t>
+      </w:r>
+      <w:r>
+        <w:t xml:space="preserve">centre (144), the emergency department and the hospital of the HUG, the legionellosis data come</w:t>
+      </w:r>
+      <w:r>
+        <w:t xml:space="preserve"> </w:t>
+      </w:r>
+      <w:r>
+        <w:t xml:space="preserve">from the cantonal services, and the evidence-extraction prototype was developed here. Over the</w:t>
+      </w:r>
+      <w:r>
+        <w:t xml:space="preserve"> </w:t>
+      </w:r>
+      <w:r>
+        <w:t xml:space="preserve">last two years my work has moved across units. I collaborate with the Data Science for Digital</w:t>
+      </w:r>
+      <w:r>
+        <w:t xml:space="preserve"> </w:t>
+      </w:r>
+      <w:r>
+        <w:t xml:space="preserve">Health group of the Department of Radiology and Medical Informatics on text mining, with the HUG</w:t>
+      </w:r>
+      <w:r>
+        <w:t xml:space="preserve"> </w:t>
+      </w:r>
+      <w:r>
+        <w:t xml:space="preserve">emergency service and the 144 call centre on operational data and a joint systematic review, and</w:t>
+      </w:r>
+      <w:r>
+        <w:t xml:space="preserve"> </w:t>
+      </w:r>
+      <w:r>
+        <w:t xml:space="preserve">with the cantonal services on the legionellosis study, for which I carry out the full analysis.</w:t>
+      </w:r>
+      <w:r>
+        <w:t xml:space="preserve"> </w:t>
+      </w:r>
+      <w:r>
+        <w:t xml:space="preserve">What Ambizione changes is my position. I would lead my own programme, with my own question,</w:t>
+      </w:r>
+      <w:r>
+        <w:t xml:space="preserve"> </w:t>
+      </w:r>
+      <w:r>
+        <w:t xml:space="preserve">budget and team, alongside the Institute’s groups rather than inside one. The host confirmation,</w:t>
+      </w:r>
+      <w:r>
+        <w:t xml:space="preserve"> </w:t>
+      </w:r>
+      <w:r>
+        <w:t xml:space="preserve">signed by the contact person and the director of the Institute, says so.</w:t>
       </w:r>
     </w:p>
     <w:bookmarkEnd w:id="20"/>
-    <w:bookmarkStart w:id="21" w:name="X3e71227f0ed809cc6fbb9771ea315aad8e77c21"/>
+    <w:bookmarkStart w:id="21" w:name="transnational-academic-mobility"/>
     <w:p>
       <w:pPr>
         <w:pStyle w:val="Heading3"/>
       </w:pPr>
       <w:r>
-        <w:t xml:space="preserve">1. Institutional academic mobility</w:t>
+        <w:t xml:space="preserve">2. Transnational academic mobility</w:t>
       </w:r>
     </w:p>
     <w:p>
@@ -255,65 +203,73 @@
         <w:pStyle w:val="FirstParagraph"/>
       </w:pPr>
       <w:r>
-        <w:rPr>
-          <w:bCs/>
-          <w:b/>
-        </w:rPr>
-        <w:t xml:space="preserve">Retrospective.</w:t>
-      </w:r>
-      <w:r>
-        <w:t xml:space="preserve"> </w:t>
-      </w:r>
-      <w:r>
-        <w:t xml:space="preserve">My institutional trajectory runs across communities rather than cities. After</w:t>
-      </w:r>
-      <w:r>
-        <w:t xml:space="preserve"> </w:t>
-      </w:r>
-      <w:r>
-        <w:t xml:space="preserve">a master's in quantitative economics and a DEA in econometrics (2006, supervised by Prof. Eva</w:t>
-      </w:r>
-      <w:r>
-        <w:t xml:space="preserve"> </w:t>
-      </w:r>
-      <w:r>
-        <w:t xml:space="preserve">Cantoni), I spent fifteen years in the financial sector before joining the Institute of Global</w:t>
-      </w:r>
-      <w:r>
-        <w:t xml:space="preserve"> </w:t>
-      </w:r>
-      <w:r>
-        <w:t xml:space="preserve">Health in 2019 for a doctorate in biomedical sciences (defended December 2023). Since then I have</w:t>
-      </w:r>
-      <w:r>
-        <w:t xml:space="preserve"> </w:t>
-      </w:r>
-      <w:r>
-        <w:t xml:space="preserve">worked across institutional boundaries inside and beyond UNIGE: with the Data Science for Digital</w:t>
-      </w:r>
-      <w:r>
-        <w:t xml:space="preserve"> </w:t>
-      </w:r>
-      <w:r>
-        <w:t xml:space="preserve">Health group (Department of Radiology and Medical Informatics) on biomedical NLP; with HUG</w:t>
-      </w:r>
-      <w:r>
-        <w:t xml:space="preserve"> </w:t>
-      </w:r>
-      <w:r>
-        <w:t xml:space="preserve">emergency medicine and the CASU-144 on operational data and a joint systematic review; and with</w:t>
-      </w:r>
-      <w:r>
-        <w:t xml:space="preserve"> </w:t>
-      </w:r>
-      <w:r>
-        <w:t xml:space="preserve">the cantonal public-health services on the legionellosis study, for which I hold the data lead</w:t>
-      </w:r>
-      <w:r>
-        <w:t xml:space="preserve"> </w:t>
-      </w:r>
-      <w:r>
-        <w:t xml:space="preserve">under an ethics approval already granted (BASEC 2026-00324).</w:t>
+        <w:t xml:space="preserve">My research has been international in its subjects and partners more than in my address. During</w:t>
+      </w:r>
+      <w:r>
+        <w:t xml:space="preserve"> </w:t>
+      </w:r>
+      <w:r>
+        <w:t xml:space="preserve">the doctorate I worked on HIV prediction across East and Southern Africa and, as senior</w:t>
+      </w:r>
+      <w:r>
+        <w:t xml:space="preserve"> </w:t>
+      </w:r>
+      <w:r>
+        <w:t xml:space="preserve">statistician, I mentored the analysis of a seroprevalence study in Cameroon published in Nature</w:t>
+      </w:r>
+      <w:r>
+        <w:t xml:space="preserve"> </w:t>
+      </w:r>
+      <w:r>
+        <w:t xml:space="preserve">Communications. During the pandemic I helped build the COVID-19 epidemiological dashboard of the</w:t>
+      </w:r>
+      <w:r>
+        <w:t xml:space="preserve"> </w:t>
+      </w:r>
+      <w:r>
+        <w:t xml:space="preserve">WHO African Region. I presented this work abroad, at the CODATA and DDI Alliance workshop in</w:t>
+      </w:r>
+      <w:r>
+        <w:t xml:space="preserve"> </w:t>
+      </w:r>
+      <w:r>
+        <w:t xml:space="preserve">Dagstuhl, Germany, in 2019 and at the International Workshop on HIV Observational Databases in</w:t>
+      </w:r>
+      <w:r>
+        <w:t xml:space="preserve"> </w:t>
+      </w:r>
+      <w:r>
+        <w:t xml:space="preserve">Greece in 2023. Since 2024 I am part of the Franco-Swiss Interreg consortium GESICA on emergency</w:t>
+      </w:r>
+      <w:r>
+        <w:t xml:space="preserve"> </w:t>
+      </w:r>
+      <w:r>
+        <w:t xml:space="preserve">and crisis management, with the HUG as Swiss lead, the CHUV, the University of Neuchâtel, the</w:t>
+      </w:r>
+      <w:r>
+        <w:t xml:space="preserve"> </w:t>
+      </w:r>
+      <w:r>
+        <w:t xml:space="preserve">HEIG-VD and Techwan, and on the French side the Université Marie et Louis Pasteur and the HES-SO.</w:t>
+      </w:r>
+      <w:r>
+        <w:t xml:space="preserve"> </w:t>
+      </w:r>
+      <w:r>
+        <w:t xml:space="preserve">I attended its scientific seminar in Besançon on 22 June 2026. Since 2026 I contribute to the</w:t>
+      </w:r>
+      <w:r>
+        <w:t xml:space="preserve"> </w:t>
+      </w:r>
+      <w:r>
+        <w:t xml:space="preserve">Horizon Europe project GeoAI4EI on epidemic intelligence, whose kick-off meeting I attended in</w:t>
+      </w:r>
+      <w:r>
+        <w:t xml:space="preserve"> </w:t>
+      </w:r>
+      <w:r>
+        <w:t xml:space="preserve">Münster, Germany, on 26 to 28 August 2026.</w:t>
       </w:r>
     </w:p>
     <w:p>
@@ -321,96 +277,97 @@
         <w:pStyle w:val="BodyText"/>
       </w:pPr>
       <w:r>
-        <w:rPr>
-          <w:bCs/>
-          <w:b/>
-        </w:rPr>
-        <w:t xml:space="preserve">The choice of host.</w:t>
-      </w:r>
-      <w:r>
-        <w:t xml:space="preserve"> </w:t>
-      </w:r>
-      <w:r>
-        <w:t xml:space="preserve">I have been at my present institution for more than a</w:t>
-      </w:r>
-      <w:r>
-        <w:t xml:space="preserve"> </w:t>
-      </w:r>
-      <w:r>
-        <w:t xml:space="preserve">year, I did my doctorate there, and it is the institution of my doctoral advisor - every reason</w:t>
-      </w:r>
-      <w:r>
-        <w:t xml:space="preserve"> </w:t>
-      </w:r>
-      <w:r>
-        <w:t xml:space="preserve">the guidelines give for motivating the choice carefully applies to me. The motivation is</w:t>
-      </w:r>
-      <w:r>
-        <w:t xml:space="preserve"> </w:t>
-      </w:r>
-      <w:r>
-        <w:t xml:space="preserve">concrete: the project's primary outcome series (CASU-144), the emergency-medicine partnerships,</w:t>
-      </w:r>
-      <w:r>
-        <w:t xml:space="preserve"> </w:t>
-      </w:r>
-      <w:r>
-        <w:t xml:space="preserve">the cantonal linkage under BASEC 2026-00324 and the evidence-extraction prototype all live in</w:t>
-      </w:r>
-      <w:r>
-        <w:t xml:space="preserve"> </w:t>
-      </w:r>
-      <w:r>
-        <w:t xml:space="preserve">Geneva, and no other institution reproduces that combination. What changes is my</w:t>
-      </w:r>
-      <w:r>
-        <w:t xml:space="preserve"> </w:t>
-      </w:r>
-      <w:r>
-        <w:rPr>
-          <w:bCs/>
-          <w:b/>
-        </w:rPr>
-        <w:t xml:space="preserve">position</w:t>
-      </w:r>
-      <w:r>
-        <w:t xml:space="preserve">:</w:t>
-      </w:r>
-      <w:r>
-        <w:t xml:space="preserve"> </w:t>
-      </w:r>
-      <w:r>
-        <w:t xml:space="preserve">Ambizione would establish an independent research programme that I lead, alongside the</w:t>
-      </w:r>
-      <w:r>
-        <w:t xml:space="preserve"> </w:t>
-      </w:r>
-      <w:r>
-        <w:t xml:space="preserve">Institute's existing groups rather than inside one, with my own ethics approvals, my own budget</w:t>
-      </w:r>
-      <w:r>
-        <w:t xml:space="preserve"> </w:t>
-      </w:r>
-      <w:r>
-        <w:t xml:space="preserve">authority and senior authorship - guaranteed in the host confirmation, which is signed at</w:t>
-      </w:r>
-      <w:r>
-        <w:t xml:space="preserve"> </w:t>
-      </w:r>
-      <w:r>
-        <w:t xml:space="preserve">institute level. The SNSF's own definition of institutional mobility includes collaborations</w:t>
-      </w:r>
-      <w:r>
-        <w:t xml:space="preserve"> </w:t>
-      </w:r>
-      <w:r>
-        <w:t xml:space="preserve">within the same institution that provide complementary expertise; that is precisely the</w:t>
-      </w:r>
-      <w:r>
-        <w:t xml:space="preserve"> </w:t>
-      </w:r>
-      <w:r>
-        <w:t xml:space="preserve">DS4DH–HUG–cantonal configuration this project assembles.</w:t>
+        <w:t xml:space="preserve">Under the grant these two consortia continue, with their regular cross-border meetings. I plan</w:t>
+      </w:r>
+      <w:r>
+        <w:t xml:space="preserve"> </w:t>
+      </w:r>
+      <w:r>
+        <w:t xml:space="preserve">two short stays, of one to two weeks, with groups abroad working on forecast evaluation and</w:t>
+      </w:r>
+      <w:r>
+        <w:t xml:space="preserve"> </w:t>
+      </w:r>
+      <w:r>
+        <w:t xml:space="preserve">nowcasting, to be arranged once the first results exist. I intend to present the project at</w:t>
+      </w:r>
+      <w:r>
+        <w:t xml:space="preserve"> </w:t>
+      </w:r>
+      <w:r>
+        <w:t xml:space="preserve">conferences in its field, among them ESCAIDE, Epidemics, the International Symposium on</w:t>
+      </w:r>
+      <w:r>
+        <w:t xml:space="preserve"> </w:t>
+      </w:r>
+      <w:r>
+        <w:t xml:space="preserve">Forecasting, the ISBA World Meeting and the ICASR meeting on the automation of systematic</w:t>
+      </w:r>
+      <w:r>
+        <w:t xml:space="preserve"> </w:t>
+      </w:r>
+      <w:r>
+        <w:t xml:space="preserve">reviews. I will also host visiting researchers in Geneva, since the benchmark, the code and the</w:t>
+      </w:r>
+      <w:r>
+        <w:t xml:space="preserve"> </w:t>
+      </w:r>
+      <w:r>
+        <w:t xml:space="preserve">evaluation set-up of the project are open and meant to be reused.</w:t>
+      </w:r>
+    </w:p>
+    <w:bookmarkEnd w:id="21"/>
+    <w:bookmarkStart w:id="22" w:name="intersectoral-mobility"/>
+    <w:p>
+      <w:pPr>
+        <w:pStyle w:val="Heading3"/>
+      </w:pPr>
+      <w:r>
+        <w:t xml:space="preserve">3. Intersectoral mobility</w:t>
+      </w:r>
+    </w:p>
+    <w:p>
+      <w:pPr>
+        <w:pStyle w:val="FirstParagraph"/>
+      </w:pPr>
+      <w:r>
+        <w:t xml:space="preserve">Between 2007 and 2018 I worked in asset management in Geneva, first as a risk manager and</w:t>
+      </w:r>
+      <w:r>
+        <w:t xml:space="preserve"> </w:t>
+      </w:r>
+      <w:r>
+        <w:t xml:space="preserve">quantitative analyst, then as cofounder of a small firm. The work was about rare and costly</w:t>
+      </w:r>
+      <w:r>
+        <w:t xml:space="preserve"> </w:t>
+      </w:r>
+      <w:r>
+        <w:t xml:space="preserve">events, with extreme-value methods for risk measures, stress tests and scenario analysis, and it</w:t>
+      </w:r>
+      <w:r>
+        <w:t xml:space="preserve"> </w:t>
+      </w:r>
+      <w:r>
+        <w:t xml:space="preserve">included setting up investment vehicles in Luxembourg. I obtained the Financial Risk Manager</w:t>
+      </w:r>
+      <w:r>
+        <w:t xml:space="preserve"> </w:t>
+      </w:r>
+      <w:r>
+        <w:t xml:space="preserve">certification in 2018. In 2019 I left that sector for biomedical research. That move is the</w:t>
+      </w:r>
+      <w:r>
+        <w:t xml:space="preserve"> </w:t>
+      </w:r>
+      <w:r>
+        <w:t xml:space="preserve">origin of this project’s way of thinking, which treats a health crisis as a rare event whose cost</w:t>
+      </w:r>
+      <w:r>
+        <w:t xml:space="preserve"> </w:t>
+      </w:r>
+      <w:r>
+        <w:t xml:space="preserve">depends on a decision taken early, and of its methods for peaks and thresholds.</w:t>
       </w:r>
     </w:p>
     <w:p>
@@ -418,39 +375,47 @@
         <w:pStyle w:val="BodyText"/>
       </w:pPr>
       <w:r>
-        <w:rPr>
-          <w:bCs/>
-          <w:b/>
-        </w:rPr>
-        <w:t xml:space="preserve">Prospective.</w:t>
-      </w:r>
-      <w:r>
-        <w:t xml:space="preserve"> </w:t>
-      </w:r>
-      <w:r>
-        <w:t xml:space="preserve">The programme is designed to run across institutions from month 1: DS4DH for</w:t>
-      </w:r>
-      <w:r>
-        <w:t xml:space="preserve"> </w:t>
-      </w:r>
-      <w:r>
-        <w:t xml:space="preserve">extraction methodology, HUG and CASU-144 for operational data and threshold elicitation, and the</w:t>
-      </w:r>
-      <w:r>
-        <w:t xml:space="preserve"> </w:t>
-      </w:r>
-      <w:r>
-        <w:t xml:space="preserve">cantonal services for the waterborne extension.</w:t>
-      </w:r>
-    </w:p>
-    <w:bookmarkEnd w:id="21"/>
-    <w:bookmarkStart w:id="22" w:name="X139120a754062082925662445f10b95f5e07cda"/>
+        <w:t xml:space="preserve">The bridge has since run in the other direction. LiteRev was funded by CHF 70,000 obtained with</w:t>
+      </w:r>
+      <w:r>
+        <w:t xml:space="preserve"> </w:t>
+      </w:r>
+      <w:r>
+        <w:t xml:space="preserve">my group from the University, the Fondation Ernst et Lucie Schmidheiny, Venture Kick and Mimosa,</w:t>
+      </w:r>
+      <w:r>
+        <w:t xml:space="preserve"> </w:t>
+      </w:r>
+      <w:r>
+        <w:t xml:space="preserve">funders from the innovation sector, and I followed the I-Teams medical innovation programme in</w:t>
+      </w:r>
+      <w:r>
+        <w:t xml:space="preserve"> </w:t>
+      </w:r>
+      <w:r>
+        <w:t xml:space="preserve">2023. Under the grant, the fourth work package is done with the services themselves. The costs</w:t>
+      </w:r>
+      <w:r>
+        <w:t xml:space="preserve"> </w:t>
+      </w:r>
+      <w:r>
+        <w:t xml:space="preserve">of wrong decisions are elicited from two to five experienced people in the emergency services,</w:t>
+      </w:r>
+      <w:r>
+        <w:t xml:space="preserve"> </w:t>
+      </w:r>
+      <w:r>
+        <w:t xml:space="preserve">and the results go back to the partners who provided the data.</w:t>
+      </w:r>
+    </w:p>
+    <w:bookmarkEnd w:id="22"/>
+    <w:bookmarkStart w:id="23" w:name="interdisciplinary-mobility"/>
     <w:p>
       <w:pPr>
         <w:pStyle w:val="Heading3"/>
       </w:pPr>
       <w:r>
-        <w:t xml:space="preserve">2. Transnational academic mobility</w:t>
+        <w:t xml:space="preserve">4. Interdisciplinary mobility</w:t>
       </w:r>
     </w:p>
     <w:p>
@@ -458,115 +423,37 @@
         <w:pStyle w:val="FirstParagraph"/>
       </w:pPr>
       <w:r>
-        <w:rPr>
-          <w:bCs/>
-          <w:b/>
-        </w:rPr>
-        <w:t xml:space="preserve">Retrospective.</w:t>
-      </w:r>
-      <w:r>
-        <w:t xml:space="preserve"> </w:t>
-      </w:r>
-      <w:r>
-        <w:t xml:space="preserve">My networks are international although my address has not been. Doctoral work</w:t>
-      </w:r>
-      <w:r>
-        <w:t xml:space="preserve"> </w:t>
-      </w:r>
-      <w:r>
-        <w:t xml:space="preserve">on HIV prediction across East and Southern Africa; seroprevalence estimation in Cameroon (</w:t>
-      </w:r>
-      <w:r>
-        <w:rPr>
-          <w:iCs/>
-          <w:i/>
-        </w:rPr>
-        <w:t xml:space="preserve">Nature</w:t>
-      </w:r>
-      <w:r>
-        <w:rPr>
-          <w:iCs/>
-          <w:i/>
-        </w:rPr>
-        <w:t xml:space="preserve"> </w:t>
-      </w:r>
-      <w:r>
-        <w:rPr>
-          <w:iCs/>
-          <w:i/>
-        </w:rPr>
-        <w:t xml:space="preserve">Communications</w:t>
-      </w:r>
-      <w:r>
-        <w:t xml:space="preserve"> </w:t>
-      </w:r>
-      <w:r>
-        <w:t xml:space="preserve">2021); contributions to WHO African Region epidemiological reporting during the</w:t>
-      </w:r>
-      <w:r>
-        <w:t xml:space="preserve"> </w:t>
-      </w:r>
-      <w:r>
-        <w:t xml:space="preserve">pandemic; since 2024 the Franco-Swiss Interreg consortium</w:t>
-      </w:r>
-      <w:r>
-        <w:t xml:space="preserve"> </w:t>
-      </w:r>
-      <w:r>
-        <w:rPr>
-          <w:bCs/>
-          <w:b/>
-        </w:rPr>
-        <w:t xml:space="preserve">GESICA</w:t>
-      </w:r>
-      <w:r>
-        <w:t xml:space="preserve"> </w:t>
-      </w:r>
-      <w:r>
-        <w:t xml:space="preserve">(HUG as Swiss lead, CHUV,</w:t>
-      </w:r>
-      <w:r>
-        <w:t xml:space="preserve"> </w:t>
-      </w:r>
-      <w:r>
-        <w:t xml:space="preserve">University of Neuchâtel, HEIG-VD, Techwan, with French partners</w:t>
-      </w:r>
-      <w:r>
-        <w:t xml:space="preserve"> </w:t>
-      </w:r>
-      <w:r>
-        <w:rPr>
-          <w:rStyle w:val="VerbatimChar"/>
-        </w:rPr>
-        <w:t xml:space="preserve">[[Université Marie et Louis Pasteur, HES-SO - confirm the list you cite]]</w:t>
-      </w:r>
-      <w:r>
-        <w:t xml:space="preserve">); and from 2026 the Horizon Europe project</w:t>
-      </w:r>
-      <w:r>
-        <w:t xml:space="preserve"> </w:t>
-      </w:r>
-      <w:r>
-        <w:rPr>
-          <w:bCs/>
-          <w:b/>
-        </w:rPr>
-        <w:t xml:space="preserve">GeoAI4EI</w:t>
-      </w:r>
-      <w:r>
-        <w:t xml:space="preserve">, a European epidemic-intelligence toolbox. The SNSF counts involvement in</w:t>
-      </w:r>
-      <w:r>
-        <w:t xml:space="preserve"> </w:t>
-      </w:r>
-      <w:r>
-        <w:t xml:space="preserve">border-crossing networks without active travel; both consortia are exactly that, with regular</w:t>
-      </w:r>
-      <w:r>
-        <w:t xml:space="preserve"> </w:t>
-      </w:r>
-      <w:r>
-        <w:t xml:space="preserve">cross-border working meetings.</w:t>
+        <w:t xml:space="preserve">My training is in econometrics. I then worked in quantitative finance, moved to epidemiology and</w:t>
+      </w:r>
+      <w:r>
+        <w:t xml:space="preserve"> </w:t>
+      </w:r>
+      <w:r>
+        <w:t xml:space="preserve">public health for the doctorate, and built tools for evidence synthesis that draw on natural</w:t>
+      </w:r>
+      <w:r>
+        <w:t xml:space="preserve"> </w:t>
+      </w:r>
+      <w:r>
+        <w:t xml:space="preserve">language processing and machine learning. Each step is visible in my publications, from HIV</w:t>
+      </w:r>
+      <w:r>
+        <w:t xml:space="preserve"> </w:t>
+      </w:r>
+      <w:r>
+        <w:t xml:space="preserve">prediction with gradient-boosted models to the LiteRev evaluation in JMIR, the Delta and Omicron</w:t>
+      </w:r>
+      <w:r>
+        <w:t xml:space="preserve"> </w:t>
+      </w:r>
+      <w:r>
+        <w:t xml:space="preserve">severity comparison in a Swiss hospital, and a machine-learning classification across WHO STEPS</w:t>
+      </w:r>
+      <w:r>
+        <w:t xml:space="preserve"> </w:t>
+      </w:r>
+      <w:r>
+        <w:t xml:space="preserve">surveys that I supervised as last author.</w:t>
       </w:r>
     </w:p>
     <w:p>
@@ -574,41 +461,141 @@
         <w:pStyle w:val="BodyText"/>
       </w:pPr>
       <w:r>
-        <w:rPr>
-          <w:bCs/>
-          <w:b/>
-        </w:rPr>
-        <w:t xml:space="preserve">Prospective.</w:t>
-      </w:r>
-      <w:r>
-        <w:t xml:space="preserve"> </w:t>
-      </w:r>
-      <w:r>
-        <w:t xml:space="preserve">Under the grant: continued Franco-Swiss collaboration through GESICA's</w:t>
-      </w:r>
-      <w:r>
-        <w:t xml:space="preserve"> </w:t>
-      </w:r>
-      <w:r>
-        <w:t xml:space="preserve">operational partners; participation in the GeoAI4EI consortium across</w:t>
-      </w:r>
-      <w:r>
-        <w:t xml:space="preserve"> </w:t>
-      </w:r>
-      <w:r>
-        <w:rPr>
-          <w:rStyle w:val="VerbatimChar"/>
-        </w:rPr>
-        <w:t xml:space="preserve">[[member countries]]</w:t>
-      </w:r>
-      <w:r>
-        <w:t xml:space="preserve">;</w:t>
-      </w:r>
-      <w:r>
-        <w:t xml:space="preserve"> </w:t>
-      </w:r>
-      <w:r>
-        <w:t xml:space="preserve">presentation of the confirmatory results at international conferences `[[name 2–3 target venues</w:t>
+        <w:t xml:space="preserve">HEADSTART brings these fields together around one question. Work package 1 is text mining and</w:t>
+      </w:r>
+      <w:r>
+        <w:t xml:space="preserve"> </w:t>
+      </w:r>
+      <w:r>
+        <w:t xml:space="preserve">measurement error, work packages 2 and 3 are Bayesian time-series modelling and forecast</w:t>
+      </w:r>
+      <w:r>
+        <w:t xml:space="preserve"> </w:t>
+      </w:r>
+      <w:r>
+        <w:t xml:space="preserve">evaluation, and work package 4 is decision analysis with emergency physicians and dispatchers.</w:t>
+      </w:r>
+      <w:r>
+        <w:t xml:space="preserve"> </w:t>
+      </w:r>
+      <w:r>
+        <w:t xml:space="preserve">Running the four together, with the same data and the same registered rules, is the</w:t>
+      </w:r>
+      <w:r>
+        <w:t xml:space="preserve"> </w:t>
+      </w:r>
+      <w:r>
+        <w:t xml:space="preserve">interdisciplinary step of the project.</w:t>
+      </w:r>
+    </w:p>
+    <w:bookmarkEnd w:id="23"/>
+    <w:bookmarkStart w:id="24" w:name="intellectual-mobility"/>
+    <w:p>
+      <w:pPr>
+        <w:pStyle w:val="Heading3"/>
+      </w:pPr>
+      <w:r>
+        <w:t xml:space="preserve">5. Intellectual mobility</w:t>
+      </w:r>
+    </w:p>
+    <w:p>
+      <w:pPr>
+        <w:pStyle w:val="FirstParagraph"/>
+      </w:pPr>
+      <w:r>
+        <w:t xml:space="preserve">Since 2024 I teach statistics and epidemiology on the MAS in Public Health to practising</w:t>
+      </w:r>
+      <w:r>
+        <w:t xml:space="preserve"> </w:t>
+      </w:r>
+      <w:r>
+        <w:t xml:space="preserve">clinicians and public-health professionals. They use methods rather than publish about them, and</w:t>
+      </w:r>
+      <w:r>
+        <w:t xml:space="preserve"> </w:t>
+      </w:r>
+      <w:r>
+        <w:t xml:space="preserve">teaching them has shaped the way this project judges a forecast, by the decision it changes</w:t>
+      </w:r>
+      <w:r>
+        <w:t xml:space="preserve"> </w:t>
+      </w:r>
+      <w:r>
+        <w:t xml:space="preserve">rather than by a score alone. I have supervised eight MAS theses and mentored about six junior</w:t>
+      </w:r>
+      <w:r>
+        <w:t xml:space="preserve"> </w:t>
+      </w:r>
+      <w:r>
+        <w:t xml:space="preserve">researchers at the Institute. LiteRev is used by other teams, including in the systematic review</w:t>
+      </w:r>
+      <w:r>
+        <w:t xml:space="preserve"> </w:t>
+      </w:r>
+      <w:r>
+        <w:t xml:space="preserve">of artificial intelligence in emergency medical services led by the HUG within GESICA.</w:t>
+      </w:r>
+    </w:p>
+    <w:p>
+      <w:pPr>
+        <w:pStyle w:val="BodyText"/>
+      </w:pPr>
+      <w:r>
+        <w:t xml:space="preserve">Under the grant, the outputs are meant to be used outside academia. The extraction benchmark and</w:t>
+      </w:r>
+      <w:r>
+        <w:t xml:space="preserve"> </w:t>
+      </w:r>
+      <w:r>
+        <w:t xml:space="preserve">the code are open. The thresholds and costs elicited from the emergency services are documented</w:t>
+      </w:r>
+      <w:r>
+        <w:t xml:space="preserve"> </w:t>
+      </w:r>
+      <w:r>
+        <w:t xml:space="preserve">and returned to them. For the demand tests that pass validation and that the services authorise,</w:t>
+      </w:r>
+      <w:r>
+        <w:t xml:space="preserve"> </w:t>
+      </w:r>
+      <w:r>
+        <w:t xml:space="preserve">forecasts run on a daily dashboard in observation mode. Results, positive or negative, are</w:t>
+      </w:r>
+      <w:r>
+        <w:t xml:space="preserve"> </w:t>
+      </w:r>
+      <w:r>
+        <w:t xml:space="preserve">reported to the cantonal partners and summarised for a general audience on the platform. A</w:t>
+      </w:r>
+      <w:r>
+        <w:t xml:space="preserve"> </w:t>
+      </w:r>
+      <w:r>
+        <w:t xml:space="preserve">negative result matters as much here, because it tells services where published evidence should</w:t>
+      </w:r>
+      <w:r>
+        <w:t xml:space="preserve"> </w:t>
+      </w:r>
+      <w:r>
+        <w:t xml:space="preserve">not guide an operational decision.</w:t>
+      </w:r>
+    </w:p>
+    <w:p>
+      <w:r>
+        <w:pict>
+          <v:rect style="width:0;height:1.5pt" o:hralign="center" o:hrstd="t" o:hr="t"/>
+        </w:pict>
+      </w:r>
+    </w:p>
+    <w:bookmarkEnd w:id="24"/>
+    <w:bookmarkEnd w:id="25"/>
+    <w:bookmarkStart w:id="26" w:name="X4e98bfe92e7f6504078893e2cedae68c1e826fb"/>
+    <w:p>
+      <w:pPr>
+        <w:pStyle w:val="Heading2"/>
+      </w:pPr>
+      <w:r>
+        <w:t xml:space="preserve">Notes for filling the form (not part of the statement)</w:t>
       </w:r>
     </w:p>
     <w:p>
@@ -620,515 +607,149 @@
         <w:pStyle w:val="Compact"/>
       </w:pPr>
       <w:r>
-        <w:t xml:space="preserve">e.g. epidemic-forecasting and biostatistics conferences you actually attend]]</w:t>
-      </w:r>
-      <w:r>
-        <w:rPr>
-          <w:rStyle w:val="VerbatimChar"/>
-        </w:rPr>
-        <w:t xml:space="preserve">; and **2–3 short methodological visits** (days to weeks) to groups working on probabilistic forecast evaluation, nowcasting and Bayesian evidence borrowing </w:t>
-      </w:r>
-      <w:r>
-        <w:t xml:space="preserve">[[name the groups and indicative years -</w:t>
-      </w:r>
-      <w:r>
-        <w:t xml:space="preserve"> </w:t>
-      </w:r>
-      <w:r>
-        <w:t xml:space="preserve">your decision; the regulations require concrete prospective content, not a list of</w:t>
-      </w:r>
-      <w:r>
-        <w:t xml:space="preserve"> </w:t>
-      </w:r>
-      <w:r>
-        <w:t xml:space="preserve">possibilities]]`. I will also</w:t>
-      </w:r>
-      <w:r>
-        <w:t xml:space="preserve"> </w:t>
-      </w:r>
-      <w:r>
-        <w:rPr>
-          <w:bCs/>
-          <w:b/>
-        </w:rPr>
-        <w:t xml:space="preserve">host visiting researchers in Geneva</w:t>
-      </w:r>
-      <w:r>
-        <w:t xml:space="preserve">, so the exchange runs in</w:t>
-      </w:r>
-      <w:r>
-        <w:t xml:space="preserve"> </w:t>
-      </w:r>
-      <w:r>
-        <w:t xml:space="preserve">both directions: the project's benchmark, evidence-to-prior library and evaluation code are open</w:t>
-      </w:r>
-      <w:r>
-        <w:t xml:space="preserve"> </w:t>
-      </w:r>
-      <w:r>
-        <w:t xml:space="preserve">resources designed for exactly that use.</w:t>
-      </w:r>
-    </w:p>
-    <w:bookmarkEnd w:id="22"/>
-    <w:bookmarkStart w:id="23" w:name="X641551368ccd9bb35ff2495d1cf3e5258979b62"/>
-    <w:p>
-      <w:pPr>
-        <w:pStyle w:val="Heading3"/>
-      </w:pPr>
-      <w:r>
-        <w:t xml:space="preserve">3. Intersectoral mobility</w:t>
-      </w:r>
-    </w:p>
-    <w:p>
-      <w:pPr>
-        <w:pStyle w:val="FirstParagraph"/>
-      </w:pPr>
-      <w:r>
-        <w:rPr>
-          <w:bCs/>
-          <w:b/>
-        </w:rPr>
-        <w:t xml:space="preserve">Retrospective - the strongest dimension.</w:t>
-      </w:r>
-      <w:r>
-        <w:t xml:space="preserve"> </w:t>
-      </w:r>
-      <w:r>
-        <w:t xml:space="preserve">Fifteen years in the financial sector as a</w:t>
-      </w:r>
-      <w:r>
-        <w:t xml:space="preserve"> </w:t>
-      </w:r>
-      <w:r>
-        <w:t xml:space="preserve">quantitative analyst and risk manager (2007–2018, including co-founding an asset-management</w:t>
-      </w:r>
-      <w:r>
-        <w:t xml:space="preserve"> </w:t>
-      </w:r>
-      <w:r>
-        <w:t xml:space="preserve">firm), estimating rare and costly events: extreme-value methods for non-Gaussian tails, regime</w:t>
-      </w:r>
-      <w:r>
-        <w:t xml:space="preserve"> </w:t>
-      </w:r>
-      <w:r>
-        <w:t xml:space="preserve">and factor models, stress testing, scenario analysis. In 2019 I left that career for biomedical</w:t>
-      </w:r>
-      <w:r>
-        <w:t xml:space="preserve"> </w:t>
-      </w:r>
-      <w:r>
-        <w:t xml:space="preserve">research. This is a complete change of sector and of field, and it is the source of the</w:t>
-      </w:r>
-      <w:r>
-        <w:t xml:space="preserve"> </w:t>
-      </w:r>
-      <w:r>
-        <w:t xml:space="preserve">project's methodological core: the regime-switching representation, the tail modelling and the</w:t>
-      </w:r>
-      <w:r>
-        <w:t xml:space="preserve"> </w:t>
-      </w:r>
-      <w:r>
-        <w:t xml:space="preserve">decision-analytic evaluation were carried across that boundary, not acquired in any research</w:t>
-      </w:r>
-      <w:r>
-        <w:t xml:space="preserve"> </w:t>
-      </w:r>
-      <w:r>
-        <w:t xml:space="preserve">group I have belonged to. I have since obtained innovation-sector funding for my own prototype</w:t>
-      </w:r>
-      <w:r>
-        <w:t xml:space="preserve"> </w:t>
-      </w:r>
-      <w:r>
-        <w:t xml:space="preserve">(Venture Kick CHF 10,000; Mimosa CHF 20,000; UNIGE CHF 30,000) - a sectoral bridge run in the</w:t>
-      </w:r>
-      <w:r>
-        <w:t xml:space="preserve"> </w:t>
-      </w:r>
-      <w:r>
-        <w:t xml:space="preserve">other direction.</w:t>
-      </w:r>
-    </w:p>
-    <w:p>
-      <w:pPr>
-        <w:pStyle w:val="BodyText"/>
-      </w:pPr>
-      <w:r>
-        <w:rPr>
-          <w:bCs/>
-          <w:b/>
-        </w:rPr>
-        <w:t xml:space="preserve">Prospective.</w:t>
-      </w:r>
-      <w:r>
-        <w:t xml:space="preserve"> </w:t>
-      </w:r>
-      <w:r>
-        <w:t xml:space="preserve">WP4 is built with practice: escalation thresholds elicited from emergency</w:t>
-      </w:r>
-      <w:r>
-        <w:t xml:space="preserve"> </w:t>
-      </w:r>
-      <w:r>
-        <w:t xml:space="preserve">physicians, dispatch supervisors and capacity managers, and results returned to the operational</w:t>
-      </w:r>
-      <w:r>
-        <w:t xml:space="preserve"> </w:t>
-      </w:r>
-      <w:r>
-        <w:t xml:space="preserve">partners who supplied the data.</w:t>
-      </w:r>
-    </w:p>
-    <w:bookmarkEnd w:id="23"/>
-    <w:bookmarkStart w:id="24" w:name="Xfcf601ea61776cf32ffac0ee76b8babd402a7bb"/>
-    <w:p>
-      <w:pPr>
-        <w:pStyle w:val="Heading3"/>
-      </w:pPr>
-      <w:r>
-        <w:t xml:space="preserve">4. Interdisciplinary mobility</w:t>
-      </w:r>
-    </w:p>
-    <w:p>
-      <w:pPr>
-        <w:pStyle w:val="FirstParagraph"/>
-      </w:pPr>
-      <w:r>
-        <w:rPr>
-          <w:bCs/>
-          <w:b/>
-        </w:rPr>
-        <w:t xml:space="preserve">Retrospective.</w:t>
-      </w:r>
-      <w:r>
-        <w:t xml:space="preserve"> </w:t>
-      </w:r>
-      <w:r>
-        <w:t xml:space="preserve">Econometrics → quantitative finance → biomedical sciences → automated</w:t>
-      </w:r>
-      <w:r>
-        <w:t xml:space="preserve"> </w:t>
-      </w:r>
-      <w:r>
-        <w:t xml:space="preserve">evidence synthesis (LiteRev,</w:t>
-      </w:r>
-      <w:r>
-        <w:t xml:space="preserve"> </w:t>
-      </w:r>
-      <w:r>
-        <w:rPr>
-          <w:iCs/>
-          <w:i/>
-        </w:rPr>
-        <w:t xml:space="preserve">JMIR</w:t>
-      </w:r>
-      <w:r>
-        <w:t xml:space="preserve"> </w:t>
-      </w:r>
-      <w:r>
-        <w:t xml:space="preserve">2023; LiteRev-Evidence) → emergency public health. Each move</w:t>
-      </w:r>
-      <w:r>
-        <w:t xml:space="preserve"> </w:t>
-      </w:r>
-      <w:r>
-        <w:t xml:space="preserve">is documented in published work, and the senior-authored machine-learning classification across</w:t>
-      </w:r>
-      <w:r>
-        <w:t xml:space="preserve"> </w:t>
-      </w:r>
-      <w:r>
-        <w:t xml:space="preserve">WHO STEPS surveys (accepted) marks the transition from conducting analyses within these fields</w:t>
-      </w:r>
-      <w:r>
-        <w:t xml:space="preserve"> </w:t>
-      </w:r>
-      <w:r>
-        <w:t xml:space="preserve">to directing them.</w:t>
-      </w:r>
-    </w:p>
-    <w:p>
-      <w:pPr>
-        <w:pStyle w:val="BodyText"/>
-      </w:pPr>
-      <w:r>
-        <w:rPr>
-          <w:bCs/>
-          <w:b/>
-        </w:rPr>
-        <w:t xml:space="preserve">Prospective.</w:t>
-      </w:r>
-      <w:r>
-        <w:t xml:space="preserve"> </w:t>
-      </w:r>
-      <w:r>
-        <w:t xml:space="preserve">The project itself is the interdisciplinary programme: natural language</w:t>
-      </w:r>
-      <w:r>
-        <w:t xml:space="preserve"> </w:t>
-      </w:r>
-      <w:r>
-        <w:t xml:space="preserve">processing (WP1), Bayesian time-series and extreme-value modelling (WP2–WP3) and</w:t>
-      </w:r>
-      <w:r>
-        <w:t xml:space="preserve"> </w:t>
-      </w:r>
-      <w:r>
-        <w:t xml:space="preserve">decision science with clinical partners (WP4), integrated around one falsifiable question.</w:t>
-      </w:r>
-    </w:p>
-    <w:bookmarkEnd w:id="24"/>
-    <w:bookmarkStart w:id="25" w:name="X5181c7197d7ece2b58dcbe2551e14c8ab3c91f6"/>
-    <w:p>
-      <w:pPr>
-        <w:pStyle w:val="Heading3"/>
-      </w:pPr>
-      <w:r>
-        <w:t xml:space="preserve">5. Intellectual mobility (communication beyond academia)</w:t>
-      </w:r>
-    </w:p>
-    <w:p>
-      <w:pPr>
-        <w:pStyle w:val="FirstParagraph"/>
-      </w:pPr>
-      <w:r>
-        <w:rPr>
-          <w:bCs/>
-          <w:b/>
-        </w:rPr>
-        <w:t xml:space="preserve">Retrospective.</w:t>
-      </w:r>
-      <w:r>
-        <w:t xml:space="preserve"> </w:t>
-      </w:r>
-      <w:r>
-        <w:t xml:space="preserve">I teach statistics and epidemiology to practising clinicians and public-health</w:t>
-      </w:r>
-      <w:r>
-        <w:t xml:space="preserve"> </w:t>
-      </w:r>
-      <w:r>
-        <w:t xml:space="preserve">professionals on the MAS in Public Health (since 2024) - an audience that acts on methods rather</w:t>
-      </w:r>
-      <w:r>
-        <w:t xml:space="preserve"> </w:t>
-      </w:r>
-      <w:r>
-        <w:t xml:space="preserve">than publishes about them, which shaped this project's decision-first evaluation. During the</w:t>
-      </w:r>
-      <w:r>
-        <w:t xml:space="preserve"> </w:t>
-      </w:r>
-      <w:r>
-        <w:t xml:space="preserve">pandemic I built the COVID-19 dashboard used for WHO African Region situational awareness. My</w:t>
-      </w:r>
-      <w:r>
-        <w:t xml:space="preserve"> </w:t>
-      </w:r>
-      <w:r>
-        <w:t xml:space="preserve">platform work is public-facing by design, with operational scenarios elaborated jointly with</w:t>
-      </w:r>
-      <w:r>
-        <w:t xml:space="preserve"> </w:t>
-      </w:r>
-      <w:r>
-        <w:t xml:space="preserve">emergency-medicine partners.</w:t>
-      </w:r>
-    </w:p>
-    <w:p>
-      <w:pPr>
-        <w:pStyle w:val="BodyText"/>
-      </w:pPr>
-      <w:r>
-        <w:rPr>
-          <w:bCs/>
-          <w:b/>
-        </w:rPr>
-        <w:t xml:space="preserve">Prospective.</w:t>
-      </w:r>
-      <w:r>
-        <w:t xml:space="preserve"> </w:t>
-      </w:r>
-      <w:r>
-        <w:t xml:space="preserve">The project's outputs are deliberately usable outside academia: an open</w:t>
-      </w:r>
-      <w:r>
-        <w:t xml:space="preserve"> </w:t>
-      </w:r>
-      <w:r>
-        <w:t xml:space="preserve">extraction benchmark, open software, elicited and documented escalation thresholds returned to</w:t>
-      </w:r>
-      <w:r>
-        <w:t xml:space="preserve"> </w:t>
-      </w:r>
-      <w:r>
-        <w:t xml:space="preserve">the emergency services, and result briefings to the cantonal partners</w:t>
-      </w:r>
-      <w:r>
-        <w:t xml:space="preserve"> </w:t>
-      </w:r>
-      <w:r>
-        <w:rPr>
-          <w:rStyle w:val="VerbatimChar"/>
-        </w:rPr>
-        <w:t xml:space="preserve">[[and, if you wish, a public-facing summary via the platform - your call]]</w:t>
-      </w:r>
-      <w:r>
-        <w:t xml:space="preserve">. A negative result will be communicated</w:t>
-      </w:r>
-      <w:r>
-        <w:t xml:space="preserve"> </w:t>
-      </w:r>
-      <w:r>
-        <w:t xml:space="preserve">with the same care as a positive one, because its practical consequence - do not let</w:t>
-      </w:r>
-      <w:r>
-        <w:t xml:space="preserve"> </w:t>
-      </w:r>
-      <w:r>
-        <w:t xml:space="preserve">literature-derived parameters drive operational decisions - is aimed at practitioners.</w:t>
-      </w:r>
-    </w:p>
-    <w:p>
-      <w:r>
-        <w:pict>
-          <v:rect style="width:0;height:1.5pt" o:hralign="center" o:hrstd="t" o:hr="t"/>
-        </w:pict>
-      </w:r>
-    </w:p>
-    <w:bookmarkEnd w:id="25"/>
-    <w:bookmarkEnd w:id="26"/>
-    <w:bookmarkStart w:id="27" w:name="X4e98bfe92e7f6504078893e2cedae68c1e826fb"/>
-    <w:p>
-      <w:pPr>
-        <w:pStyle w:val="Heading2"/>
-      </w:pPr>
-      <w:r>
-        <w:t xml:space="preserve">Notes for filling the form (not part of the statement)</w:t>
+        <w:t xml:space="preserve">Each block has a past part and a planned part, which is what Regulations Art. 9 §3 and §4(c)</w:t>
+      </w:r>
+      <w:r>
+        <w:t xml:space="preserve"> </w:t>
+      </w:r>
+      <w:r>
+        <w:t xml:space="preserve">ask of an applicant without a twelve-month post-doctoral stay elsewhere. No stay is proposed.</w:t>
       </w:r>
     </w:p>
     <w:p>
       <w:pPr>
         <w:numPr>
           <w:ilvl w:val="0"/>
-          <w:numId w:val="1002"/>
+          <w:numId w:val="1001"/>
         </w:numPr>
         <w:pStyle w:val="Compact"/>
       </w:pPr>
       <w:r>
-        <w:rPr>
-          <w:bCs/>
-          <w:b/>
-        </w:rPr>
-        <w:t xml:space="preserve">Every dimension has a prospective entry</w:t>
-      </w:r>
-      <w:r>
-        <w:t xml:space="preserve"> </w:t>
-      </w:r>
-      <w:r>
-        <w:t xml:space="preserve">- that is what satisfies Art. 9 §3 via §4(c).</w:t>
-      </w:r>
-      <w:r>
-        <w:t xml:space="preserve"> </w:t>
-      </w:r>
-      <w:r>
-        <w:t xml:space="preserve">The named short visits in dimension 2 are the one block that still needs your decision;</w:t>
-      </w:r>
-      <w:r>
-        <w:t xml:space="preserve"> </w:t>
-      </w:r>
-      <w:r>
-        <w:t xml:space="preserve">the regulations require concrete content there, and "to be identified" will read as a blank.</w:t>
+        <w:t xml:space="preserve">If a field is tight, cut in this order. The Dagstuhl and Greece sentence in block 2, the</w:t>
+      </w:r>
+      <w:r>
+        <w:t xml:space="preserve"> </w:t>
+      </w:r>
+      <w:r>
+        <w:t xml:space="preserve">Luxembourg clause in block 3, the I-Teams clause in block 3, the list of conferences in block 2</w:t>
+      </w:r>
+      <w:r>
+        <w:t xml:space="preserve"> </w:t>
+      </w:r>
+      <w:r>
+        <w:t xml:space="preserve">(keep ESCAIDE and ICASR).</w:t>
       </w:r>
     </w:p>
     <w:p>
       <w:pPr>
         <w:numPr>
           <w:ilvl w:val="0"/>
-          <w:numId w:val="1002"/>
+          <w:numId w:val="1001"/>
         </w:numPr>
         <w:pStyle w:val="Compact"/>
       </w:pPr>
       <w:r>
-        <w:t xml:space="preserve">If the form's fields are tight, cut in this order: the Venture Kick/Mimosa sentence in</w:t>
-      </w:r>
-      <w:r>
-        <w:t xml:space="preserve"> </w:t>
-      </w:r>
-      <w:r>
-        <w:t xml:space="preserve">dimension 3; the WHO dashboard sentence in dimension 5; the conference-venues clause. Do not</w:t>
-      </w:r>
-      <w:r>
-        <w:t xml:space="preserve"> </w:t>
-      </w:r>
-      <w:r>
-        <w:t xml:space="preserve">cut the opening remark, the host-choice paragraph (dimension 1) or the sectoral paragraph</w:t>
-      </w:r>
-      <w:r>
-        <w:t xml:space="preserve"> </w:t>
-      </w:r>
-      <w:r>
-        <w:t xml:space="preserve">(dimension 3) - those carry the case.</w:t>
+        <w:t xml:space="preserve">Keep wording consistent with the research plan.</w:t>
+      </w:r>
+      <w:r>
+        <w:t xml:space="preserve"> </w:t>
+      </w:r>
+      <w:r>
+        <w:t xml:space="preserve">“</w:t>
+      </w:r>
+      <w:r>
+        <w:t xml:space="preserve">A programme that I lead</w:t>
+      </w:r>
+      <w:r>
+        <w:t xml:space="preserve">”</w:t>
+      </w:r>
+      <w:r>
+        <w:t xml:space="preserve">,</w:t>
+      </w:r>
+      <w:r>
+        <w:t xml:space="preserve"> </w:t>
+      </w:r>
+      <w:r>
+        <w:t xml:space="preserve">“</w:t>
+      </w:r>
+      <w:r>
+        <w:t xml:space="preserve">two to five</w:t>
+      </w:r>
+      <w:r>
+        <w:t xml:space="preserve"> </w:t>
+      </w:r>
+      <w:r>
+        <w:t xml:space="preserve">experienced people</w:t>
+      </w:r>
+      <w:r>
+        <w:t xml:space="preserve">”</w:t>
+      </w:r>
+      <w:r>
+        <w:t xml:space="preserve">,</w:t>
+      </w:r>
+      <w:r>
+        <w:t xml:space="preserve"> </w:t>
+      </w:r>
+      <w:r>
+        <w:t xml:space="preserve">“</w:t>
+      </w:r>
+      <w:r>
+        <w:t xml:space="preserve">observation mode</w:t>
+      </w:r>
+      <w:r>
+        <w:t xml:space="preserve">”</w:t>
+      </w:r>
+      <w:r>
+        <w:t xml:space="preserve">,</w:t>
+      </w:r>
+      <w:r>
+        <w:t xml:space="preserve"> </w:t>
+      </w:r>
+      <w:r>
+        <w:t xml:space="preserve">“</w:t>
+      </w:r>
+      <w:r>
+        <w:t xml:space="preserve">demand tests that pass validation and that the</w:t>
+      </w:r>
+      <w:r>
+        <w:t xml:space="preserve"> </w:t>
+      </w:r>
+      <w:r>
+        <w:t xml:space="preserve">services authorise</w:t>
+      </w:r>
+      <w:r>
+        <w:t xml:space="preserve">”</w:t>
+      </w:r>
+      <w:r>
+        <w:t xml:space="preserve">.</w:t>
       </w:r>
     </w:p>
     <w:p>
       <w:pPr>
         <w:numPr>
           <w:ilvl w:val="0"/>
-          <w:numId w:val="1002"/>
+          <w:numId w:val="1001"/>
         </w:numPr>
         <w:pStyle w:val="Compact"/>
       </w:pPr>
       <w:r>
-        <w:t xml:space="preserve">Keep wording consistent with the research plan: "independent research programme alongside the</w:t>
-      </w:r>
-      <w:r>
-        <w:t xml:space="preserve"> </w:t>
-      </w:r>
-      <w:r>
-        <w:t xml:space="preserve">Institute's groups", "operational demand signal", the two registration points. Reviewers read</w:t>
-      </w:r>
-      <w:r>
-        <w:t xml:space="preserve"> </w:t>
-      </w:r>
-      <w:r>
-        <w:t xml:space="preserve">the statement against the plan (Guidelines 3.3).</w:t>
-      </w:r>
-    </w:p>
-    <w:p>
-      <w:pPr>
-        <w:numPr>
-          <w:ilvl w:val="0"/>
-          <w:numId w:val="1002"/>
-        </w:numPr>
-        <w:pStyle w:val="Compact"/>
-      </w:pPr>
-      <w:r>
-        <w:t xml:space="preserve">If asked why no long stay: the scheme permits one but does not require it; the project's</w:t>
-      </w:r>
-      <w:r>
-        <w:t xml:space="preserve"> </w:t>
-      </w:r>
-      <w:r>
-        <w:t xml:space="preserve">assets - the 144 series, the partnerships, the cantonal linkage, the platform - are</w:t>
-      </w:r>
-      <w:r>
-        <w:t xml:space="preserve"> </w:t>
-      </w:r>
-      <w:r>
-        <w:t xml:space="preserve">concentrated in Geneva and are not reproducible elsewhere, and equivalent mobility is</w:t>
-      </w:r>
-      <w:r>
-        <w:t xml:space="preserve"> </w:t>
-      </w:r>
-      <w:r>
-        <w:t xml:space="preserve">achieved through the concrete activities above (Art. 9 §4c).</w:t>
-      </w:r>
-    </w:p>
+        <w:t xml:space="preserve">The two short stays are stated without hosts or years, as decided by the applicant on 20 Oct.</w:t>
+      </w:r>
+      <w:r>
+        <w:t xml:space="preserve"> </w:t>
+      </w:r>
+      <w:r>
+        <w:t xml:space="preserve">If a reviewer asks, the candidate groups by fit are forecast evaluation and nowcasting groups</w:t>
+      </w:r>
+      <w:r>
+        <w:t xml:space="preserve"> </w:t>
+      </w:r>
+      <w:r>
+        <w:t xml:space="preserve">in Karlsruhe, London and at the ECDC.</w:t>
+      </w:r>
+    </w:p>
+    <w:bookmarkEnd w:id="26"/>
     <w:bookmarkEnd w:id="27"/>
-    <w:bookmarkEnd w:id="28"/>
     <w:sectPr/>
   </w:body>
 </w:document>
@@ -1235,82 +856,6 @@
       </w:pPr>
     </w:lvl>
   </w:abstractNum>
-  <w:abstractNum w:abstractNumId="991">
-    <w:nsid w:val="A991"/>
-    <w:multiLevelType w:val="multilevel"/>
-    <w:lvl w:ilvl="0">
-      <w:numFmt w:val="bullet"/>
-      <w:lvlText w:val="•"/>
-      <w:lvlJc w:val="left"/>
-      <w:pPr>
-        <w:ind w:left="720" w:hanging="480"/>
-      </w:pPr>
-    </w:lvl>
-    <w:lvl w:ilvl="1">
-      <w:numFmt w:val="bullet"/>
-      <w:lvlText w:val="–"/>
-      <w:lvlJc w:val="left"/>
-      <w:pPr>
-        <w:ind w:left="1440" w:hanging="480"/>
-      </w:pPr>
-    </w:lvl>
-    <w:lvl w:ilvl="2">
-      <w:numFmt w:val="bullet"/>
-      <w:lvlText w:val="•"/>
-      <w:lvlJc w:val="left"/>
-      <w:pPr>
-        <w:ind w:left="2160" w:hanging="480"/>
-      </w:pPr>
-    </w:lvl>
-    <w:lvl w:ilvl="3">
-      <w:numFmt w:val="bullet"/>
-      <w:lvlText w:val="–"/>
-      <w:lvlJc w:val="left"/>
-      <w:pPr>
-        <w:ind w:left="2880" w:hanging="480"/>
-      </w:pPr>
-    </w:lvl>
-    <w:lvl w:ilvl="4">
-      <w:numFmt w:val="bullet"/>
-      <w:lvlText w:val="•"/>
-      <w:lvlJc w:val="left"/>
-      <w:pPr>
-        <w:ind w:left="3600" w:hanging="480"/>
-      </w:pPr>
-    </w:lvl>
-    <w:lvl w:ilvl="5">
-      <w:numFmt w:val="bullet"/>
-      <w:lvlText w:val="–"/>
-      <w:lvlJc w:val="left"/>
-      <w:pPr>
-        <w:ind w:left="4320" w:hanging="480"/>
-      </w:pPr>
-    </w:lvl>
-    <w:lvl w:ilvl="6">
-      <w:numFmt w:val="bullet"/>
-      <w:lvlText w:val="•"/>
-      <w:lvlJc w:val="left"/>
-      <w:pPr>
-        <w:ind w:left="5040" w:hanging="480"/>
-      </w:pPr>
-    </w:lvl>
-    <w:lvl w:ilvl="7">
-      <w:numFmt w:val="bullet"/>
-      <w:lvlText w:val="–"/>
-      <w:lvlJc w:val="left"/>
-      <w:pPr>
-        <w:ind w:left="5760" w:hanging="480"/>
-      </w:pPr>
-    </w:lvl>
-    <w:lvl w:ilvl="8">
-      <w:numFmt w:val="bullet"/>
-      <w:lvlText w:val="•"/>
-      <w:lvlJc w:val="left"/>
-      <w:pPr>
-        <w:ind w:left="6480" w:hanging="480"/>
-      </w:pPr>
-    </w:lvl>
-  </w:abstractNum>
   <w:abstractNum w:abstractNumId="99411">
     <w:nsid w:val="A99411"/>
     <w:multiLevelType w:val="multilevel"/>
@@ -1400,9 +945,6 @@
     <w:abstractNumId w:val="990"/>
   </w:num>
   <w:num w:numId="1001">
-    <w:abstractNumId w:val="991"/>
-  </w:num>
-  <w:num w:numId="1002">
     <w:abstractNumId w:val="99411"/>
     <w:lvlOverride w:ilvl="0">
       <w:startOverride w:val="1"/>
